--- a/tests/corpus/word-rules/E-table-style-defaults-size-14.docx
+++ b/tests/corpus/word-rules/E-table-style-defaults-size-14.docx
@@ -4,7 +4,7 @@
   <w:body>
     <w:p>
       <w:r>
-        <w:t xml:space="preserve">Case 01: a table in the style Big (14 pt, centred); document defaults 12 pt, Normal 11 pt, justified</w:t>
+        <w:t xml:space="preserve">Case 01: a table in the style Big (14 pt, centred); document defaults 12 pt and right-aligned, Normal 11 pt and left-aligned</w:t>
       </w:r>
     </w:p>
     <w:tbl>
@@ -92,6 +92,7 @@
       <w:pPr>
         <w:widowControl/>
         <w:spacing w:after="0" w:line="240" w:lineRule="auto"/>
+        <w:jc w:val="right"/>
       </w:pPr>
     </w:pPrDefault>
   </w:docDefaults>
@@ -99,7 +100,7 @@
     <w:name w:val="Normal"/>
     <w:qFormat/>
     <w:pPr>
-      <w:jc w:val="both"/>
+      <w:jc w:val="left"/>
     </w:pPr>
     <w:rPr>
       <w:sz w:val="22"/>
